--- a/Noted Dokumentáció v2.docx
+++ b/Noted Dokumentáció v2.docx
@@ -617,46 +617,38 @@
       <w:pPr>
         <w:pStyle w:val="Listaszerbekezds"/>
         <w:ind w:left="708"/>
-        <w:rPr>
-          <w:sz w:val="32"/>
-          <w:szCs w:val="32"/>
-        </w:rPr>
-      </w:pPr>
-      <w:proofErr w:type="spellStart"/>
-      <w:r>
-        <w:rPr>
-          <w:b/>
-          <w:bCs/>
+      </w:pPr>
+      <w:r>
+        <w:rPr>
+          <w:b w:val="1"/>
+          <w:bCs w:val="1"/>
           <w:sz w:val="32"/>
           <w:szCs w:val="32"/>
         </w:rPr>
         <w:t>Felhasználónkénti</w:t>
       </w:r>
-      <w:proofErr w:type="spellEnd"/>
-      <w:r>
-        <w:rPr>
-          <w:b/>
-          <w:bCs/>
+      <w:r>
+        <w:rPr>
+          <w:b w:val="1"/>
+          <w:bCs w:val="1"/>
           <w:sz w:val="32"/>
           <w:szCs w:val="32"/>
         </w:rPr>
         <w:t xml:space="preserve"> és </w:t>
       </w:r>
-      <w:proofErr w:type="spellStart"/>
-      <w:r>
-        <w:rPr>
-          <w:b/>
-          <w:bCs/>
+      <w:r>
+        <w:rPr>
+          <w:b w:val="1"/>
+          <w:bCs w:val="1"/>
           <w:sz w:val="32"/>
           <w:szCs w:val="32"/>
         </w:rPr>
         <w:t>projektenkénti</w:t>
       </w:r>
-      <w:proofErr w:type="spellEnd"/>
-      <w:r>
-        <w:rPr>
-          <w:b/>
-          <w:bCs/>
+      <w:r>
+        <w:rPr>
+          <w:b w:val="1"/>
+          <w:bCs w:val="1"/>
           <w:sz w:val="32"/>
           <w:szCs w:val="32"/>
         </w:rPr>
@@ -668,6 +660,199 @@
           <w:szCs w:val="32"/>
         </w:rPr>
         <w:t xml:space="preserve"> minden API kérésnél szerveroldalon ellenőrzött jogosultságokkal, nem csak kliensre bízva</w:t>
+      </w:r>
+    </w:p>
+    <w:p>
+      <w:pPr>
+        <w:pStyle w:val="Listaszerbekezds"/>
+        <w:ind w:left="708"/>
+        <w:rPr>
+          <w:sz w:val="32"/>
+          <w:szCs w:val="32"/>
+        </w:rPr>
+      </w:pPr>
+    </w:p>
+    <w:p>
+      <w:pPr>
+        <w:pStyle w:val="Norml"/>
+        <w:ind w:left="0"/>
+      </w:pPr>
+      <w:r>
+        <w:rPr>
+          <w:b w:val="1"/>
+          <w:bCs w:val="1"/>
+          <w:sz w:val="36"/>
+          <w:szCs w:val="36"/>
+        </w:rPr>
+        <w:t xml:space="preserve">1.5 </w:t>
+      </w:r>
+      <w:r>
+        <w:tab/>
+      </w:r>
+      <w:r>
+        <w:rPr>
+          <w:b w:val="1"/>
+          <w:bCs w:val="1"/>
+          <w:sz w:val="36"/>
+          <w:szCs w:val="36"/>
+        </w:rPr>
+        <w:t>Egyéb Tudnivalók</w:t>
+      </w:r>
+    </w:p>
+    <w:p>
+      <w:pPr>
+        <w:pStyle w:val="Norml"/>
+        <w:ind w:left="0"/>
+      </w:pPr>
+      <w:r>
+        <w:rPr>
+          <w:b w:val="0"/>
+          <w:bCs w:val="0"/>
+          <w:sz w:val="32"/>
+          <w:szCs w:val="32"/>
+        </w:rPr>
+        <w:t xml:space="preserve">A Projekt fejlesztése folyamán a mesterséges </w:t>
+      </w:r>
+      <w:r>
+        <w:tab/>
+      </w:r>
+      <w:r>
+        <w:rPr>
+          <w:b w:val="0"/>
+          <w:bCs w:val="0"/>
+          <w:sz w:val="32"/>
+          <w:szCs w:val="32"/>
+        </w:rPr>
+        <w:t>intelligencia kizárólag szakirodalom kutatásra</w:t>
+      </w:r>
+      <w:r>
+        <w:rPr>
+          <w:b w:val="0"/>
+          <w:bCs w:val="0"/>
+          <w:sz w:val="32"/>
+          <w:szCs w:val="32"/>
+        </w:rPr>
+        <w:t xml:space="preserve"> és </w:t>
+      </w:r>
+      <w:r>
+        <w:tab/>
+      </w:r>
+      <w:r>
+        <w:rPr>
+          <w:b w:val="0"/>
+          <w:bCs w:val="0"/>
+          <w:sz w:val="32"/>
+          <w:szCs w:val="32"/>
+        </w:rPr>
+        <w:t xml:space="preserve">példaprogramok létrehozására </w:t>
+      </w:r>
+      <w:r>
+        <w:rPr>
+          <w:b w:val="0"/>
+          <w:bCs w:val="0"/>
+          <w:sz w:val="32"/>
+          <w:szCs w:val="32"/>
+        </w:rPr>
+        <w:t xml:space="preserve">lett használva, amelyek a projekt </w:t>
+      </w:r>
+      <w:r>
+        <w:tab/>
+      </w:r>
+      <w:r>
+        <w:rPr>
+          <w:b w:val="0"/>
+          <w:bCs w:val="0"/>
+          <w:sz w:val="32"/>
+          <w:szCs w:val="32"/>
+        </w:rPr>
+        <w:t>fejlesztése során nem kerültek bele a programba</w:t>
+      </w:r>
+      <w:r>
+        <w:rPr>
+          <w:b w:val="0"/>
+          <w:bCs w:val="0"/>
+          <w:sz w:val="32"/>
+          <w:szCs w:val="32"/>
+        </w:rPr>
+        <w:t xml:space="preserve">, a kész </w:t>
+      </w:r>
+      <w:r>
+        <w:tab/>
+      </w:r>
+      <w:r>
+        <w:rPr>
+          <w:b w:val="0"/>
+          <w:bCs w:val="0"/>
+          <w:sz w:val="32"/>
+          <w:szCs w:val="32"/>
+        </w:rPr>
+        <w:t>terméket nem befolyásolták</w:t>
+      </w:r>
+      <w:r>
+        <w:rPr>
+          <w:b w:val="0"/>
+          <w:bCs w:val="0"/>
+          <w:sz w:val="32"/>
+          <w:szCs w:val="32"/>
+        </w:rPr>
+        <w:t>.</w:t>
+      </w:r>
+    </w:p>
+    <w:p>
+      <w:pPr>
+        <w:pStyle w:val="Norml"/>
+        <w:ind w:left="0"/>
+        <w:rPr>
+          <w:b w:val="0"/>
+          <w:bCs w:val="0"/>
+          <w:sz w:val="32"/>
+          <w:szCs w:val="32"/>
+        </w:rPr>
+      </w:pPr>
+      <w:r>
+        <w:rPr>
+          <w:b w:val="0"/>
+          <w:bCs w:val="0"/>
+          <w:sz w:val="32"/>
+          <w:szCs w:val="32"/>
+        </w:rPr>
+        <w:t>A programban felhasznált képek Google-</w:t>
+      </w:r>
+      <w:r>
+        <w:rPr>
+          <w:b w:val="0"/>
+          <w:bCs w:val="0"/>
+          <w:sz w:val="32"/>
+          <w:szCs w:val="32"/>
+        </w:rPr>
+        <w:t>ről</w:t>
+      </w:r>
+      <w:r>
+        <w:rPr>
+          <w:b w:val="0"/>
+          <w:bCs w:val="0"/>
+          <w:sz w:val="32"/>
+          <w:szCs w:val="32"/>
+        </w:rPr>
+        <w:t xml:space="preserve"> </w:t>
+      </w:r>
+      <w:r>
+        <w:rPr>
+          <w:b w:val="0"/>
+          <w:bCs w:val="0"/>
+          <w:sz w:val="32"/>
+          <w:szCs w:val="32"/>
+        </w:rPr>
+        <w:t>lettek letöltve</w:t>
+      </w:r>
+      <w:r>
+        <w:rPr>
+          <w:b w:val="0"/>
+          <w:bCs w:val="0"/>
+          <w:sz w:val="32"/>
+          <w:szCs w:val="32"/>
+        </w:rPr>
+        <w:t>.</w:t>
       </w:r>
     </w:p>
     <w:p>
@@ -16622,7 +16807,37 @@
           <w:sz w:val="32"/>
           <w:szCs w:val="32"/>
         </w:rPr>
-        <w:t xml:space="preserve"> (drag and drop, alakzatok, összekötések)</w:t>
+        <w:t xml:space="preserve"> </w:t>
+      </w:r>
+      <w:r>
+        <w:tab/>
+      </w:r>
+      <w:r>
+        <w:rPr>
+          <w:b w:val="0"/>
+          <w:bCs w:val="0"/>
+          <w:sz w:val="32"/>
+          <w:szCs w:val="32"/>
+        </w:rPr>
+        <w:t xml:space="preserve">(drag and </w:t>
+      </w:r>
+      <w:r>
+        <w:rPr>
+          <w:b w:val="0"/>
+          <w:bCs w:val="0"/>
+          <w:sz w:val="32"/>
+          <w:szCs w:val="32"/>
+        </w:rPr>
+        <w:t>drop</w:t>
+      </w:r>
+      <w:r>
+        <w:rPr>
+          <w:b w:val="0"/>
+          <w:bCs w:val="0"/>
+          <w:sz w:val="32"/>
+          <w:szCs w:val="32"/>
+        </w:rPr>
+        <w:t>, alakzatok, összekötések)</w:t>
       </w:r>
       <w:r>
         <w:rPr>
@@ -18666,7 +18881,7 @@
     </w:p>
     <w:p>
       <w:pPr>
-        <w:ind w:left="708"/>
+        <w:ind w:left="708" w:firstLine="708"/>
       </w:pPr>
       <w:r>
         <w:rPr>
@@ -18684,7 +18899,10 @@
           <w:sz w:val="32"/>
           <w:szCs w:val="32"/>
         </w:rPr>
-        <w:t xml:space="preserve"> a Node.js beépített tesztfuttatójával (</w:t>
+        <w:t xml:space="preserve"> a Node.js beépített </w:t>
+      </w:r>
+      <w:r>
+        <w:tab/>
       </w:r>
       <w:r>
         <w:rPr>
@@ -18693,7 +18911,7 @@
           <w:sz w:val="32"/>
           <w:szCs w:val="32"/>
         </w:rPr>
-        <w:t>node:test</w:t>
+        <w:t>tesztfuttatójával (</w:t>
       </w:r>
       <w:r>
         <w:rPr>
@@ -18702,7 +18920,7 @@
           <w:sz w:val="32"/>
           <w:szCs w:val="32"/>
         </w:rPr>
-        <w:t xml:space="preserve">) és a </w:t>
+        <w:t>node:test</w:t>
       </w:r>
       <w:r>
         <w:rPr>
@@ -18711,7 +18929,7 @@
           <w:sz w:val="32"/>
           <w:szCs w:val="32"/>
         </w:rPr>
-        <w:t>node:assert</w:t>
+        <w:t xml:space="preserve">) és a </w:t>
       </w:r>
       <w:r>
         <w:rPr>
@@ -18720,7 +18938,7 @@
           <w:sz w:val="32"/>
           <w:szCs w:val="32"/>
         </w:rPr>
-        <w:t>/</w:t>
+        <w:t>node:assert</w:t>
       </w:r>
       <w:r>
         <w:rPr>
@@ -18729,7 +18947,7 @@
           <w:sz w:val="32"/>
           <w:szCs w:val="32"/>
         </w:rPr>
-        <w:t>strict</w:t>
+        <w:t>/</w:t>
       </w:r>
       <w:r>
         <w:rPr>
@@ -18738,7 +18956,7 @@
           <w:sz w:val="32"/>
           <w:szCs w:val="32"/>
         </w:rPr>
-        <w:t xml:space="preserve"> modullal készültek, külső tesztelési keretrendszer nélkül. A tesztek</w:t>
+        <w:t>strict</w:t>
       </w:r>
       <w:r>
         <w:rPr>
@@ -18747,7 +18965,10 @@
           <w:sz w:val="32"/>
           <w:szCs w:val="32"/>
         </w:rPr>
-        <w:t xml:space="preserve"> a valódi server.js Express alkalmazást importálják</w:t>
+        <w:t xml:space="preserve"> </w:t>
+      </w:r>
+      <w:r>
+        <w:tab/>
       </w:r>
       <w:r>
         <w:rPr>
@@ -18756,7 +18977,10 @@
           <w:sz w:val="32"/>
           <w:szCs w:val="32"/>
         </w:rPr>
-        <w:t xml:space="preserve">, és az </w:t>
+        <w:t xml:space="preserve">modullal készültek, külső tesztelési keretrendszer nélkül. A </w:t>
+      </w:r>
+      <w:r>
+        <w:tab/>
       </w:r>
       <w:r>
         <w:rPr>
@@ -18765,7 +18989,7 @@
           <w:sz w:val="32"/>
           <w:szCs w:val="32"/>
         </w:rPr>
-        <w:t>app.locals.pool</w:t>
+        <w:t>tesztek</w:t>
       </w:r>
       <w:r>
         <w:rPr>
@@ -18774,7 +18998,7 @@
           <w:sz w:val="32"/>
           <w:szCs w:val="32"/>
         </w:rPr>
-        <w:t xml:space="preserve"> felülírásával egy </w:t>
+        <w:t xml:space="preserve"> a valódi server.js Express alkalmazást importálják</w:t>
       </w:r>
       <w:r>
         <w:rPr>
@@ -18783,7 +19007,10 @@
           <w:sz w:val="32"/>
           <w:szCs w:val="32"/>
         </w:rPr>
-        <w:t>memóriabeli</w:t>
+        <w:t xml:space="preserve">, </w:t>
+      </w:r>
+      <w:r>
+        <w:tab/>
       </w:r>
       <w:r>
         <w:rPr>
@@ -18792,7 +19019,7 @@
           <w:sz w:val="32"/>
           <w:szCs w:val="32"/>
         </w:rPr>
-        <w:t xml:space="preserve"> adatbázis-helyettesítőt (</w:t>
+        <w:t xml:space="preserve">és az </w:t>
       </w:r>
       <w:r>
         <w:rPr>
@@ -18801,7 +19028,7 @@
           <w:sz w:val="32"/>
           <w:szCs w:val="32"/>
         </w:rPr>
-        <w:t>mock</w:t>
+        <w:t>app.locals.pool</w:t>
       </w:r>
       <w:r>
         <w:rPr>
@@ -18810,7 +19037,7 @@
           <w:sz w:val="32"/>
           <w:szCs w:val="32"/>
         </w:rPr>
-        <w:t xml:space="preserve"> </w:t>
+        <w:t xml:space="preserve"> felülírásával egy </w:t>
       </w:r>
       <w:r>
         <w:rPr>
@@ -18819,7 +19046,7 @@
           <w:sz w:val="32"/>
           <w:szCs w:val="32"/>
         </w:rPr>
-        <w:t>pool</w:t>
+        <w:t>memóriabeli</w:t>
       </w:r>
       <w:r>
         <w:rPr>
@@ -18828,7 +19055,10 @@
           <w:sz w:val="32"/>
           <w:szCs w:val="32"/>
         </w:rPr>
-        <w:t>) injek</w:t>
+        <w:t xml:space="preserve"> </w:t>
+      </w:r>
+      <w:r>
+        <w:tab/>
       </w:r>
       <w:r>
         <w:rPr>
@@ -18837,7 +19067,7 @@
           <w:sz w:val="32"/>
           <w:szCs w:val="32"/>
         </w:rPr>
-        <w:t xml:space="preserve">tálnak a </w:t>
+        <w:t>adatbázis-helyettesítőt (</w:t>
       </w:r>
       <w:r>
         <w:rPr>
@@ -18846,7 +19076,7 @@
           <w:sz w:val="32"/>
           <w:szCs w:val="32"/>
         </w:rPr>
-        <w:t>MySQL</w:t>
+        <w:t>mock</w:t>
       </w:r>
       <w:r>
         <w:rPr>
@@ -18855,7 +19085,7 @@
           <w:sz w:val="32"/>
           <w:szCs w:val="32"/>
         </w:rPr>
-        <w:t>-kapcsolat helyére, így a futtatásukhoz nem szükséges adatbázis-szerver. A helyettesítő a lekérde</w:t>
+        <w:t xml:space="preserve"> </w:t>
       </w:r>
       <w:r>
         <w:rPr>
@@ -18864,7 +19094,7 @@
           <w:sz w:val="32"/>
           <w:szCs w:val="32"/>
         </w:rPr>
-        <w:t>zések szövege alapján ismeri fel az SQL utasításokat, és tömbökön hajtja végre a megfelelő műveletet, ismeretlen lekérdezésnél</w:t>
+        <w:t>pool</w:t>
       </w:r>
       <w:r>
         <w:rPr>
@@ -18873,7 +19103,7 @@
           <w:sz w:val="32"/>
           <w:szCs w:val="32"/>
         </w:rPr>
-        <w:t xml:space="preserve"> hibát dob, így egy </w:t>
+        <w:t>) injek</w:t>
       </w:r>
       <w:r>
         <w:rPr>
@@ -18882,7 +19112,7 @@
           <w:sz w:val="32"/>
           <w:szCs w:val="32"/>
         </w:rPr>
-        <w:t>elírt</w:t>
+        <w:t xml:space="preserve">tálnak a </w:t>
       </w:r>
       <w:r>
         <w:rPr>
@@ -18891,14 +19121,8 @@
           <w:sz w:val="32"/>
           <w:szCs w:val="32"/>
         </w:rPr>
-        <w:t xml:space="preserve"> vagy hibásan meghívott lekérdezés a tesztet megbuktatja.</w:t>
-      </w:r>
-    </w:p>
-    <w:p>
-      <w:pPr>
-        <w:pStyle w:val="Norml"/>
-        <w:ind w:left="708"/>
-      </w:pPr>
+        <w:t>MySQL</w:t>
+      </w:r>
       <w:r>
         <w:rPr>
           <w:b w:val="0"/>
@@ -18906,7 +19130,10 @@
           <w:sz w:val="32"/>
           <w:szCs w:val="32"/>
         </w:rPr>
-        <w:t xml:space="preserve">Minden teszt külön, szabad </w:t>
+        <w:t>-</w:t>
+      </w:r>
+      <w:r>
+        <w:tab/>
       </w:r>
       <w:r>
         <w:rPr>
@@ -18915,7 +19142,10 @@
           <w:sz w:val="32"/>
           <w:szCs w:val="32"/>
         </w:rPr>
-        <w:t>porton</w:t>
+        <w:t xml:space="preserve">kapcsolat helyére, így a futtatásukhoz nem szükséges </w:t>
+      </w:r>
+      <w:r>
+        <w:tab/>
       </w:r>
       <w:r>
         <w:rPr>
@@ -18924,7 +19154,7 @@
           <w:sz w:val="32"/>
           <w:szCs w:val="32"/>
         </w:rPr>
-        <w:t xml:space="preserve"> indítja el a szervert, valódi HTTP kéréseket küld neki, a munkamenet-</w:t>
+        <w:t>adatbázis-szerver. A helyettesítő a lekérde</w:t>
       </w:r>
       <w:r>
         <w:rPr>
@@ -18933,7 +19163,10 @@
           <w:sz w:val="32"/>
           <w:szCs w:val="32"/>
         </w:rPr>
-        <w:t>cookie</w:t>
+        <w:t xml:space="preserve">zések szövege </w:t>
+      </w:r>
+      <w:r>
+        <w:tab/>
       </w:r>
       <w:r>
         <w:rPr>
@@ -18942,7 +19175,10 @@
           <w:sz w:val="32"/>
           <w:szCs w:val="32"/>
         </w:rPr>
-        <w:t>-t a kérések között tesztkód továbbítja, és ellenőrzi</w:t>
+        <w:t xml:space="preserve">alapján ismeri fel az SQL utasításokat, és tömbökön hajtja </w:t>
+      </w:r>
+      <w:r>
+        <w:tab/>
       </w:r>
       <w:r>
         <w:rPr>
@@ -18951,7 +19187,7 @@
           <w:sz w:val="32"/>
           <w:szCs w:val="32"/>
         </w:rPr>
-        <w:t xml:space="preserve"> a státuszkódot és a válasz tartalmát. A tesztek lefedik a végpontokat, a hitelesítést és a munkamenet kezelést, a bemeneti va</w:t>
+        <w:t>végre a megfelelő műveletet, ismeretlen lekérdezésnél</w:t>
       </w:r>
       <w:r>
         <w:rPr>
@@ -18960,7 +19196,10 @@
           <w:sz w:val="32"/>
           <w:szCs w:val="32"/>
         </w:rPr>
-        <w:t>lidációt, a tulajdonjog ellenőrzést (idegen felhasználó adatai nem érhetők el), a hibakezelést és a CORS-t. Futtat</w:t>
+        <w:t xml:space="preserve"> </w:t>
+      </w:r>
+      <w:r>
+        <w:tab/>
       </w:r>
       <w:r>
         <w:rPr>
@@ -18969,7 +19208,7 @@
           <w:sz w:val="32"/>
           <w:szCs w:val="32"/>
         </w:rPr>
-        <w:t xml:space="preserve">ás: </w:t>
+        <w:t xml:space="preserve">hibát dob, így egy </w:t>
       </w:r>
       <w:r>
         <w:rPr>
@@ -18978,7 +19217,7 @@
           <w:sz w:val="32"/>
           <w:szCs w:val="32"/>
         </w:rPr>
-        <w:t>npm</w:t>
+        <w:t>elírt</w:t>
       </w:r>
       <w:r>
         <w:rPr>
@@ -18987,14 +19226,11 @@
           <w:sz w:val="32"/>
           <w:szCs w:val="32"/>
         </w:rPr>
-        <w:t xml:space="preserve"> test.</w:t>
-      </w:r>
-    </w:p>
-    <w:p>
-      <w:pPr>
-        <w:pStyle w:val="Norml"/>
-        <w:ind w:left="708"/>
-      </w:pPr>
+        <w:t xml:space="preserve"> vagy hibásan meghívott lekérdezés </w:t>
+      </w:r>
+      <w:r>
+        <w:tab/>
+      </w:r>
       <w:r>
         <w:rPr>
           <w:b w:val="0"/>
@@ -19002,8 +19238,14 @@
           <w:sz w:val="32"/>
           <w:szCs w:val="32"/>
         </w:rPr>
-        <w:t xml:space="preserve">Korlátok: mivel </w:t>
-      </w:r>
+        <w:t>a tesztet megbuktatja.</w:t>
+      </w:r>
+    </w:p>
+    <w:p>
+      <w:pPr>
+        <w:pStyle w:val="Norml"/>
+        <w:ind w:left="708" w:firstLine="708"/>
+      </w:pPr>
       <w:r>
         <w:rPr>
           <w:b w:val="0"/>
@@ -19011,7 +19253,7 @@
           <w:sz w:val="32"/>
           <w:szCs w:val="32"/>
         </w:rPr>
-        <w:t>at</w:t>
+        <w:t xml:space="preserve">Minden teszt külön, szabad </w:t>
       </w:r>
       <w:r>
         <w:rPr>
@@ -19020,7 +19262,7 @@
           <w:sz w:val="32"/>
           <w:szCs w:val="32"/>
         </w:rPr>
-        <w:t xml:space="preserve"> adatbázis helyettesítve van, az SQL lekérdezések tényleges végrehajtását, az adatbázissémát és az idegen kulcsokat az automatizált tesztek n</w:t>
+        <w:t>porton</w:t>
       </w:r>
       <w:r>
         <w:rPr>
@@ -19029,7 +19271,10 @@
           <w:sz w:val="32"/>
           <w:szCs w:val="32"/>
         </w:rPr>
-        <w:t xml:space="preserve">em ellenőrzik, </w:t>
+        <w:t xml:space="preserve"> indítja el a szervert, </w:t>
+      </w:r>
+      <w:r>
+        <w:tab/>
       </w:r>
       <w:r>
         <w:rPr>
@@ -19038,7 +19283,7 @@
           <w:sz w:val="32"/>
           <w:szCs w:val="32"/>
         </w:rPr>
-        <w:t>ezeekt</w:t>
+        <w:t>valódi HTTP kéréseket küld neki, a munkamenet-</w:t>
       </w:r>
       <w:r>
         <w:rPr>
@@ -19047,7 +19292,7 @@
           <w:sz w:val="32"/>
           <w:szCs w:val="32"/>
         </w:rPr>
-        <w:t xml:space="preserve"> kézi tesztek (M1, M6, M7) fedik valódi adatbázison. A kliensoldali kód (drag and </w:t>
+        <w:t>cookie</w:t>
       </w:r>
       <w:r>
         <w:rPr>
@@ -19056,7 +19301,10 @@
           <w:sz w:val="32"/>
           <w:szCs w:val="32"/>
         </w:rPr>
-        <w:t>drop</w:t>
+        <w:t xml:space="preserve">-t a </w:t>
+      </w:r>
+      <w:r>
+        <w:tab/>
       </w:r>
       <w:r>
         <w:rPr>
@@ -19065,7 +19313,250 @@
           <w:sz w:val="32"/>
           <w:szCs w:val="32"/>
         </w:rPr>
-        <w:t>, DOM építés) automatizált tesztje nem készült el.</w:t>
+        <w:t>kérések között tesztkód továbbítja, és ellenőrzi</w:t>
+      </w:r>
+      <w:r>
+        <w:rPr>
+          <w:b w:val="0"/>
+          <w:bCs w:val="0"/>
+          <w:sz w:val="32"/>
+          <w:szCs w:val="32"/>
+        </w:rPr>
+        <w:t xml:space="preserve"> a </w:t>
+      </w:r>
+      <w:r>
+        <w:tab/>
+      </w:r>
+      <w:r>
+        <w:rPr>
+          <w:b w:val="0"/>
+          <w:bCs w:val="0"/>
+          <w:sz w:val="32"/>
+          <w:szCs w:val="32"/>
+        </w:rPr>
+        <w:t xml:space="preserve">státuszkódot és a válasz tartalmát. A tesztek lefedik a </w:t>
+      </w:r>
+      <w:r>
+        <w:tab/>
+      </w:r>
+      <w:r>
+        <w:rPr>
+          <w:b w:val="0"/>
+          <w:bCs w:val="0"/>
+          <w:sz w:val="32"/>
+          <w:szCs w:val="32"/>
+        </w:rPr>
+        <w:t xml:space="preserve">végpontokat, a hitelesítést és a munkamenet kezelést, a </w:t>
+      </w:r>
+      <w:r>
+        <w:tab/>
+      </w:r>
+      <w:r>
+        <w:rPr>
+          <w:b w:val="0"/>
+          <w:bCs w:val="0"/>
+          <w:sz w:val="32"/>
+          <w:szCs w:val="32"/>
+        </w:rPr>
+        <w:t>bemeneti va</w:t>
+      </w:r>
+      <w:r>
+        <w:rPr>
+          <w:b w:val="0"/>
+          <w:bCs w:val="0"/>
+          <w:sz w:val="32"/>
+          <w:szCs w:val="32"/>
+        </w:rPr>
+        <w:t xml:space="preserve">lidációt, a tulajdonjog ellenőrzést (idegen </w:t>
+      </w:r>
+      <w:r>
+        <w:tab/>
+      </w:r>
+      <w:r>
+        <w:rPr>
+          <w:b w:val="0"/>
+          <w:bCs w:val="0"/>
+          <w:sz w:val="32"/>
+          <w:szCs w:val="32"/>
+        </w:rPr>
+        <w:t xml:space="preserve">felhasználó adatai nem érhetők el), a hibakezelést és a </w:t>
+      </w:r>
+      <w:r>
+        <w:tab/>
+      </w:r>
+      <w:r>
+        <w:rPr>
+          <w:b w:val="0"/>
+          <w:bCs w:val="0"/>
+          <w:sz w:val="32"/>
+          <w:szCs w:val="32"/>
+        </w:rPr>
+        <w:t>CORS-t. Futtat</w:t>
+      </w:r>
+      <w:r>
+        <w:rPr>
+          <w:b w:val="0"/>
+          <w:bCs w:val="0"/>
+          <w:sz w:val="32"/>
+          <w:szCs w:val="32"/>
+        </w:rPr>
+        <w:t xml:space="preserve">ás: </w:t>
+      </w:r>
+      <w:r>
+        <w:rPr>
+          <w:b w:val="0"/>
+          <w:bCs w:val="0"/>
+          <w:sz w:val="32"/>
+          <w:szCs w:val="32"/>
+        </w:rPr>
+        <w:t>npm</w:t>
+      </w:r>
+      <w:r>
+        <w:rPr>
+          <w:b w:val="0"/>
+          <w:bCs w:val="0"/>
+          <w:sz w:val="32"/>
+          <w:szCs w:val="32"/>
+        </w:rPr>
+        <w:t xml:space="preserve"> test.</w:t>
+      </w:r>
+    </w:p>
+    <w:p>
+      <w:pPr>
+        <w:pStyle w:val="Norml"/>
+        <w:ind w:left="708" w:firstLine="708"/>
+      </w:pPr>
+      <w:r>
+        <w:rPr>
+          <w:b w:val="0"/>
+          <w:bCs w:val="0"/>
+          <w:sz w:val="32"/>
+          <w:szCs w:val="32"/>
+        </w:rPr>
+        <w:t xml:space="preserve">Korlátok: mivel </w:t>
+      </w:r>
+      <w:r>
+        <w:rPr>
+          <w:b w:val="0"/>
+          <w:bCs w:val="0"/>
+          <w:sz w:val="32"/>
+          <w:szCs w:val="32"/>
+        </w:rPr>
+        <w:t>at</w:t>
+      </w:r>
+      <w:r>
+        <w:rPr>
+          <w:b w:val="0"/>
+          <w:bCs w:val="0"/>
+          <w:sz w:val="32"/>
+          <w:szCs w:val="32"/>
+        </w:rPr>
+        <w:t xml:space="preserve"> adatbázis helyettesítve van, az SQL </w:t>
+      </w:r>
+      <w:r>
+        <w:tab/>
+      </w:r>
+      <w:r>
+        <w:rPr>
+          <w:b w:val="0"/>
+          <w:bCs w:val="0"/>
+          <w:sz w:val="32"/>
+          <w:szCs w:val="32"/>
+        </w:rPr>
+        <w:t xml:space="preserve">lekérdezések tényleges végrehajtását, az adatbázissémát </w:t>
+      </w:r>
+      <w:r>
+        <w:tab/>
+      </w:r>
+      <w:r>
+        <w:rPr>
+          <w:b w:val="0"/>
+          <w:bCs w:val="0"/>
+          <w:sz w:val="32"/>
+          <w:szCs w:val="32"/>
+        </w:rPr>
+        <w:t>és az idegen kulcsokat az automatizált tesztek n</w:t>
+      </w:r>
+      <w:r>
+        <w:rPr>
+          <w:b w:val="0"/>
+          <w:bCs w:val="0"/>
+          <w:sz w:val="32"/>
+          <w:szCs w:val="32"/>
+        </w:rPr>
+        <w:t xml:space="preserve">em </w:t>
+      </w:r>
+      <w:r>
+        <w:tab/>
+      </w:r>
+      <w:r>
+        <w:rPr>
+          <w:b w:val="0"/>
+          <w:bCs w:val="0"/>
+          <w:sz w:val="32"/>
+          <w:szCs w:val="32"/>
+        </w:rPr>
+        <w:t xml:space="preserve">ellenőrzik, </w:t>
+      </w:r>
+      <w:r>
+        <w:rPr>
+          <w:b w:val="0"/>
+          <w:bCs w:val="0"/>
+          <w:sz w:val="32"/>
+          <w:szCs w:val="32"/>
+        </w:rPr>
+        <w:t>ezeekt</w:t>
+      </w:r>
+      <w:r>
+        <w:rPr>
+          <w:b w:val="0"/>
+          <w:bCs w:val="0"/>
+          <w:sz w:val="32"/>
+          <w:szCs w:val="32"/>
+        </w:rPr>
+        <w:t xml:space="preserve"> kézi tesztek (M1, M6, M7) fedik valódi </w:t>
+      </w:r>
+      <w:r>
+        <w:tab/>
+      </w:r>
+      <w:r>
+        <w:rPr>
+          <w:b w:val="0"/>
+          <w:bCs w:val="0"/>
+          <w:sz w:val="32"/>
+          <w:szCs w:val="32"/>
+        </w:rPr>
+        <w:t xml:space="preserve">adatbázison. A kliensoldali kód (drag and </w:t>
+      </w:r>
+      <w:r>
+        <w:rPr>
+          <w:b w:val="0"/>
+          <w:bCs w:val="0"/>
+          <w:sz w:val="32"/>
+          <w:szCs w:val="32"/>
+        </w:rPr>
+        <w:t>drop</w:t>
+      </w:r>
+      <w:r>
+        <w:rPr>
+          <w:b w:val="0"/>
+          <w:bCs w:val="0"/>
+          <w:sz w:val="32"/>
+          <w:szCs w:val="32"/>
+        </w:rPr>
+        <w:t xml:space="preserve">, DOM </w:t>
+      </w:r>
+      <w:r>
+        <w:tab/>
+      </w:r>
+      <w:r>
+        <w:rPr>
+          <w:b w:val="0"/>
+          <w:bCs w:val="0"/>
+          <w:sz w:val="32"/>
+          <w:szCs w:val="32"/>
+        </w:rPr>
+        <w:t>építés) automatizált tesztje nem készült el.</w:t>
       </w:r>
     </w:p>
     <w:p>
@@ -19120,16 +19611,31 @@
     </w:p>
     <w:p>
       <w:pPr>
-        <w:ind w:left="708"/>
-      </w:pPr>
-      <w:r>
-        <w:rPr>
+        <w:pStyle w:val="Norml"/>
+        <w:ind w:left="708" w:firstLine="708"/>
+        <w:rPr>
+          <w:rFonts w:ascii="Segoe UI" w:hAnsi="Segoe UI" w:eastAsia="Segoe UI" w:cs="Segoe UI"/>
           <w:b w:val="0"/>
           <w:bCs w:val="0"/>
-          <w:sz w:val="32"/>
-          <w:szCs w:val="32"/>
-        </w:rPr>
-        <w:t xml:space="preserve">Tesztkörnyezet: Windows, Node.js 22.22.2, </w:t>
+          <w:i w:val="0"/>
+          <w:iCs w:val="0"/>
+          <w:caps w:val="0"/>
+          <w:smallCaps w:val="0"/>
+          <w:noProof w:val="0"/>
+          <w:color w:val="C2C7C9"/>
+          <w:sz w:val="19"/>
+          <w:szCs w:val="19"/>
+          <w:lang w:val="hu-HU"/>
+        </w:rPr>
+      </w:pPr>
+      <w:r>
+        <w:rPr>
+          <w:b w:val="1"/>
+          <w:bCs w:val="1"/>
+          <w:sz w:val="32"/>
+          <w:szCs w:val="32"/>
+        </w:rPr>
+        <w:t>Tesztkörnyezet:</w:t>
       </w:r>
       <w:r>
         <w:rPr>
@@ -19138,7 +19644,10 @@
           <w:sz w:val="32"/>
           <w:szCs w:val="32"/>
         </w:rPr>
-        <w:t>MySQL</w:t>
+        <w:t xml:space="preserve"> Windows, Node.js 22.22.2, </w:t>
+      </w:r>
+      <w:r>
+        <w:tab/>
       </w:r>
       <w:r>
         <w:rPr>
@@ -19147,7 +19656,7 @@
           <w:sz w:val="32"/>
           <w:szCs w:val="32"/>
         </w:rPr>
-        <w:t>/</w:t>
+        <w:t>MySQL</w:t>
       </w:r>
       <w:r>
         <w:rPr>
@@ -19156,7 +19665,7 @@
           <w:sz w:val="32"/>
           <w:szCs w:val="32"/>
         </w:rPr>
-        <w:t>MariaDB</w:t>
+        <w:t>/</w:t>
       </w:r>
       <w:r>
         <w:rPr>
@@ -19165,13 +19674,8 @@
           <w:sz w:val="32"/>
           <w:szCs w:val="32"/>
         </w:rPr>
-        <w:t xml:space="preserve"> (XAMPP), böngésző: PLACEHOLDER</w:t>
-      </w:r>
-    </w:p>
-    <w:p>
-      <w:pPr>
-        <w:ind w:left="708"/>
-      </w:pPr>
+        <w:t>MariaDB</w:t>
+      </w:r>
       <w:r>
         <w:rPr>
           <w:b w:val="0"/>
@@ -19179,22 +19683,19 @@
           <w:sz w:val="32"/>
           <w:szCs w:val="32"/>
         </w:rPr>
-        <w:t>Automatizált tesztek: PLACEHOLDER</w:t>
-      </w:r>
-    </w:p>
-    <w:p>
-      <w:pPr>
-        <w:ind w:left="708"/>
-      </w:pPr>
+        <w:t xml:space="preserve"> (XAMPP), böngésző: </w:t>
+      </w:r>
       <w:r>
         <w:rPr>
           <w:b w:val="0"/>
           <w:bCs w:val="0"/>
           <w:sz w:val="32"/>
           <w:szCs w:val="32"/>
-          <w:lang w:val="hu-HU"/>
-        </w:rPr>
-        <w:t xml:space="preserve">Lefedettség: a </w:t>
+        </w:rPr>
+        <w:t xml:space="preserve">Chrome </w:t>
+      </w:r>
+      <w:r>
+        <w:tab/>
       </w:r>
       <w:r>
         <w:rPr>
@@ -19202,9 +19703,23 @@
           <w:bCs w:val="0"/>
           <w:sz w:val="32"/>
           <w:szCs w:val="32"/>
-          <w:lang w:val="hu-HU"/>
-        </w:rPr>
-        <w:t>node</w:t>
+        </w:rPr>
+        <w:t>155.0.8059.79 (hivatalos verzió, 64bit)</w:t>
+      </w:r>
+    </w:p>
+    <w:p>
+      <w:pPr>
+        <w:pStyle w:val="Norml"/>
+        <w:ind w:left="708"/>
+      </w:pPr>
+      <w:r>
+        <w:rPr>
+          <w:b w:val="1"/>
+          <w:bCs w:val="1"/>
+          <w:sz w:val="32"/>
+          <w:szCs w:val="32"/>
+        </w:rPr>
+        <w:t>Automatizált tesztek:</w:t>
       </w:r>
       <w:r>
         <w:rPr>
@@ -19212,10 +19727,58 @@
           <w:bCs w:val="0"/>
           <w:sz w:val="32"/>
           <w:szCs w:val="32"/>
-          <w:lang w:val="hu-HU"/>
-        </w:rPr>
-        <w:t xml:space="preserve"> --test –</w:t>
-      </w:r>
+        </w:rPr>
+        <w:t xml:space="preserve"> </w:t>
+      </w:r>
+      <w:r>
+        <w:drawing>
+          <wp:inline wp14:editId="47BD7B71" wp14:anchorId="01308BEB">
+            <wp:extent cx="5762625" cy="1752600"/>
+            <wp:effectExtent l="0" t="0" r="0" b="0"/>
+            <wp:docPr id="1928392465" name="drawing"/>
+            <wp:cNvGraphicFramePr>
+              <a:graphicFrameLocks noChangeAspect="1"/>
+            </wp:cNvGraphicFramePr>
+            <a:graphic>
+              <a:graphicData xmlns:a="http://schemas.openxmlformats.org/drawingml/2006/main" uri="http://schemas.openxmlformats.org/drawingml/2006/picture">
+                <pic:pic xmlns:pic="http://schemas.openxmlformats.org/drawingml/2006/picture">
+                  <pic:nvPicPr>
+                    <pic:cNvPr id="1928392465" name="Picture 1928392465"/>
+                    <pic:cNvPicPr/>
+                  </pic:nvPicPr>
+                  <pic:blipFill>
+                    <a:blip xmlns:r="http://schemas.openxmlformats.org/officeDocument/2006/relationships" r:embed="rId1389833124">
+                      <a:extLst>
+                        <a:ext uri="{28A0092B-C50C-407E-A947-70E740481C1C}">
+                          <a14:useLocalDpi xmlns:a14="http://schemas.microsoft.com/office/drawing/2010/main"/>
+                        </a:ext>
+                      </a:extLst>
+                    </a:blip>
+                    <a:stretch>
+                      <a:fillRect/>
+                    </a:stretch>
+                  </pic:blipFill>
+                  <pic:spPr>
+                    <a:xfrm>
+                      <a:off x="0" y="0"/>
+                      <a:ext cx="5762625" cy="1752600"/>
+                    </a:xfrm>
+                    <a:prstGeom prst="rect">
+                      <a:avLst/>
+                    </a:prstGeom>
+                  </pic:spPr>
+                </pic:pic>
+              </a:graphicData>
+            </a:graphic>
+          </wp:inline>
+        </w:drawing>
+      </w:r>
+    </w:p>
+    <w:p>
+      <w:pPr>
+        <w:pStyle w:val="Norml"/>
+        <w:ind w:left="708" w:firstLine="708"/>
+      </w:pPr>
       <w:r>
         <w:rPr>
           <w:b w:val="0"/>
@@ -19224,7 +19787,7 @@
           <w:szCs w:val="32"/>
           <w:lang w:val="hu-HU"/>
         </w:rPr>
-        <w:t>experimental</w:t>
+        <w:t xml:space="preserve">Lefedettség: a </w:t>
       </w:r>
       <w:r>
         <w:rPr>
@@ -19234,7 +19797,7 @@
           <w:szCs w:val="32"/>
           <w:lang w:val="hu-HU"/>
         </w:rPr>
-        <w:t>-test-</w:t>
+        <w:t>node</w:t>
       </w:r>
       <w:r>
         <w:rPr>
@@ -19244,7 +19807,7 @@
           <w:szCs w:val="32"/>
           <w:lang w:val="hu-HU"/>
         </w:rPr>
-        <w:t>coverage</w:t>
+        <w:t xml:space="preserve"> --test </w:t>
       </w:r>
       <w:r>
         <w:rPr>
@@ -19254,7 +19817,7 @@
           <w:szCs w:val="32"/>
           <w:lang w:val="hu-HU"/>
         </w:rPr>
-        <w:t xml:space="preserve"> parancs sorlefedettség</w:t>
+        <w:t>--</w:t>
       </w:r>
       <w:r>
         <w:rPr>
@@ -19264,13 +19827,8 @@
           <w:szCs w:val="32"/>
           <w:lang w:val="hu-HU"/>
         </w:rPr>
-        <w:t>i jelentést ad. PLACEHOLDER (server.js értéke XX%)</w:t>
-      </w:r>
-    </w:p>
-    <w:p>
-      <w:pPr>
-        <w:ind w:left="708"/>
-      </w:pPr>
+        <w:t>experimental</w:t>
+      </w:r>
       <w:r>
         <w:rPr>
           <w:b w:val="0"/>
@@ -19279,7 +19837,118 @@
           <w:szCs w:val="32"/>
           <w:lang w:val="hu-HU"/>
         </w:rPr>
-        <w:t>Kézi tesztek: az M1-M7 esetek (elvárt eredményt adták)</w:t>
+        <w:t>-test-</w:t>
+      </w:r>
+      <w:r>
+        <w:rPr>
+          <w:b w:val="0"/>
+          <w:bCs w:val="0"/>
+          <w:sz w:val="32"/>
+          <w:szCs w:val="32"/>
+          <w:lang w:val="hu-HU"/>
+        </w:rPr>
+        <w:t>coverage</w:t>
+      </w:r>
+      <w:r>
+        <w:rPr>
+          <w:b w:val="0"/>
+          <w:bCs w:val="0"/>
+          <w:sz w:val="32"/>
+          <w:szCs w:val="32"/>
+          <w:lang w:val="hu-HU"/>
+        </w:rPr>
+        <w:t xml:space="preserve"> </w:t>
+      </w:r>
+      <w:r>
+        <w:tab/>
+      </w:r>
+      <w:r>
+        <w:rPr>
+          <w:b w:val="0"/>
+          <w:bCs w:val="0"/>
+          <w:sz w:val="32"/>
+          <w:szCs w:val="32"/>
+          <w:lang w:val="hu-HU"/>
+        </w:rPr>
+        <w:t>parancs sorlefedettség</w:t>
+      </w:r>
+      <w:r>
+        <w:rPr>
+          <w:b w:val="0"/>
+          <w:bCs w:val="0"/>
+          <w:sz w:val="32"/>
+          <w:szCs w:val="32"/>
+          <w:lang w:val="hu-HU"/>
+        </w:rPr>
+        <w:t xml:space="preserve">i jelentést ad. </w:t>
+      </w:r>
+      <w:r>
+        <w:drawing>
+          <wp:inline wp14:editId="5EAE809C" wp14:anchorId="1EAE711D">
+            <wp:extent cx="3147333" cy="746825"/>
+            <wp:effectExtent l="0" t="0" r="0" b="0"/>
+            <wp:docPr id="253099562" name="drawing"/>
+            <wp:cNvGraphicFramePr>
+              <a:graphicFrameLocks noChangeAspect="1"/>
+            </wp:cNvGraphicFramePr>
+            <a:graphic>
+              <a:graphicData xmlns:a="http://schemas.openxmlformats.org/drawingml/2006/main" uri="http://schemas.openxmlformats.org/drawingml/2006/picture">
+                <pic:pic xmlns:pic="http://schemas.openxmlformats.org/drawingml/2006/picture">
+                  <pic:nvPicPr>
+                    <pic:cNvPr id="253099562" name="Picture 253099562"/>
+                    <pic:cNvPicPr/>
+                  </pic:nvPicPr>
+                  <pic:blipFill>
+                    <a:blip xmlns:r="http://schemas.openxmlformats.org/officeDocument/2006/relationships" r:embed="rId767064564">
+                      <a:extLst>
+                        <a:ext uri="{28A0092B-C50C-407E-A947-70E740481C1C}">
+                          <a14:useLocalDpi xmlns:a14="http://schemas.microsoft.com/office/drawing/2010/main"/>
+                        </a:ext>
+                      </a:extLst>
+                    </a:blip>
+                    <a:stretch>
+                      <a:fillRect/>
+                    </a:stretch>
+                  </pic:blipFill>
+                  <pic:spPr>
+                    <a:xfrm>
+                      <a:off x="0" y="0"/>
+                      <a:ext cx="3147333" cy="746825"/>
+                    </a:xfrm>
+                    <a:prstGeom prst="rect">
+                      <a:avLst/>
+                    </a:prstGeom>
+                  </pic:spPr>
+                </pic:pic>
+              </a:graphicData>
+            </a:graphic>
+          </wp:inline>
+        </w:drawing>
+      </w:r>
+    </w:p>
+    <w:p>
+      <w:pPr>
+        <w:ind w:left="708" w:firstLine="708"/>
+      </w:pPr>
+      <w:r>
+        <w:rPr>
+          <w:b w:val="1"/>
+          <w:bCs w:val="1"/>
+          <w:sz w:val="32"/>
+          <w:szCs w:val="32"/>
+          <w:lang w:val="hu-HU"/>
+        </w:rPr>
+        <w:t>Kézi tesztek:</w:t>
+      </w:r>
+      <w:r>
+        <w:rPr>
+          <w:b w:val="0"/>
+          <w:bCs w:val="0"/>
+          <w:sz w:val="32"/>
+          <w:szCs w:val="32"/>
+          <w:lang w:val="hu-HU"/>
+        </w:rPr>
+        <w:t xml:space="preserve"> az M1-M7 esetek (elvárt eredményt adták)</w:t>
       </w:r>
     </w:p>
     <w:p>
@@ -19322,7 +19991,7 @@
     </w:p>
     <w:p>
       <w:pPr>
-        <w:ind w:left="708"/>
+        <w:ind w:left="708" w:firstLine="708"/>
       </w:pPr>
       <w:r>
         <w:rPr>
@@ -19331,8 +20000,282 @@
           <w:sz w:val="32"/>
           <w:szCs w:val="32"/>
         </w:rPr>
-        <w:t>PLACEHOLDER</w:t>
-      </w:r>
+        <w:t xml:space="preserve">Kanban táblák között kártyák mozgatása (a kártyáknak </w:t>
+      </w:r>
+      <w:r>
+        <w:tab/>
+      </w:r>
+      <w:r>
+        <w:tab/>
+      </w:r>
+      <w:r>
+        <w:rPr>
+          <w:b w:val="0"/>
+          <w:bCs w:val="0"/>
+          <w:sz w:val="32"/>
+          <w:szCs w:val="32"/>
+        </w:rPr>
+        <w:t xml:space="preserve">alapvetően egy táblához kell kötődniük, nem az </w:t>
+      </w:r>
+      <w:r>
+        <w:tab/>
+      </w:r>
+      <w:r>
+        <w:tab/>
+      </w:r>
+      <w:r>
+        <w:tab/>
+      </w:r>
+      <w:r>
+        <w:rPr>
+          <w:b w:val="0"/>
+          <w:bCs w:val="0"/>
+          <w:sz w:val="32"/>
+          <w:szCs w:val="32"/>
+        </w:rPr>
+        <w:t>összeshez)</w:t>
+      </w:r>
+      <w:r>
+        <w:br/>
+      </w:r>
+      <w:r>
+        <w:tab/>
+      </w:r>
+      <w:r>
+        <w:rPr>
+          <w:b w:val="1"/>
+          <w:bCs w:val="1"/>
+          <w:sz w:val="32"/>
+          <w:szCs w:val="32"/>
+        </w:rPr>
+        <w:t>Javítás:</w:t>
+      </w:r>
+      <w:r>
+        <w:rPr>
+          <w:b w:val="0"/>
+          <w:bCs w:val="0"/>
+          <w:sz w:val="32"/>
+          <w:szCs w:val="32"/>
+        </w:rPr>
+        <w:t xml:space="preserve"> Kanban tábla </w:t>
+      </w:r>
+      <w:r>
+        <w:rPr>
+          <w:b w:val="0"/>
+          <w:bCs w:val="0"/>
+          <w:sz w:val="32"/>
+          <w:szCs w:val="32"/>
+        </w:rPr>
+        <w:t>id</w:t>
+      </w:r>
+      <w:r>
+        <w:rPr>
+          <w:b w:val="0"/>
+          <w:bCs w:val="0"/>
+          <w:sz w:val="32"/>
+          <w:szCs w:val="32"/>
+        </w:rPr>
+        <w:t xml:space="preserve"> </w:t>
+      </w:r>
+      <w:r>
+        <w:rPr>
+          <w:b w:val="0"/>
+          <w:bCs w:val="0"/>
+          <w:sz w:val="32"/>
+          <w:szCs w:val="32"/>
+        </w:rPr>
+        <w:t>el</w:t>
+      </w:r>
+      <w:r>
+        <w:rPr>
+          <w:b w:val="0"/>
+          <w:bCs w:val="0"/>
+          <w:sz w:val="32"/>
+          <w:szCs w:val="32"/>
+        </w:rPr>
+        <w:t xml:space="preserve">lenőrzése </w:t>
+      </w:r>
+      <w:r>
+        <w:rPr>
+          <w:b w:val="0"/>
+          <w:bCs w:val="0"/>
+          <w:sz w:val="32"/>
+          <w:szCs w:val="32"/>
+        </w:rPr>
+        <w:t>kártya</w:t>
+      </w:r>
+      <w:r>
+        <w:rPr>
+          <w:b w:val="0"/>
+          <w:bCs w:val="0"/>
+          <w:sz w:val="32"/>
+          <w:szCs w:val="32"/>
+        </w:rPr>
+        <w:t xml:space="preserve"> mozgatásnál</w:t>
+      </w:r>
+    </w:p>
+    <w:p>
+      <w:pPr>
+        <w:ind w:left="708"/>
+        <w:rPr>
+          <w:b w:val="0"/>
+          <w:bCs w:val="0"/>
+          <w:sz w:val="32"/>
+          <w:szCs w:val="32"/>
+        </w:rPr>
+      </w:pPr>
+    </w:p>
+    <w:p>
+      <w:pPr>
+        <w:ind w:left="708" w:firstLine="708"/>
+      </w:pPr>
+      <w:r>
+        <w:rPr>
+          <w:b w:val="0"/>
+          <w:bCs w:val="0"/>
+          <w:sz w:val="32"/>
+          <w:szCs w:val="32"/>
+        </w:rPr>
+        <w:t xml:space="preserve">Kanban Táblák és folyamatábrák összefolyása (egymás </w:t>
+      </w:r>
+      <w:r>
+        <w:tab/>
+      </w:r>
+      <w:r>
+        <w:rPr>
+          <w:b w:val="0"/>
+          <w:bCs w:val="0"/>
+          <w:sz w:val="32"/>
+          <w:szCs w:val="32"/>
+        </w:rPr>
+        <w:t>felülírása)</w:t>
+      </w:r>
+    </w:p>
+    <w:p>
+      <w:pPr>
+        <w:ind w:left="708" w:firstLine="708"/>
+      </w:pPr>
+      <w:r>
+        <w:rPr>
+          <w:b w:val="1"/>
+          <w:bCs w:val="1"/>
+          <w:sz w:val="32"/>
+          <w:szCs w:val="32"/>
+        </w:rPr>
+        <w:t>Javítás:</w:t>
+      </w:r>
+      <w:r>
+        <w:rPr>
+          <w:b w:val="0"/>
+          <w:bCs w:val="0"/>
+          <w:sz w:val="32"/>
+          <w:szCs w:val="32"/>
+        </w:rPr>
+        <w:t xml:space="preserve"> Az adatbázisban megkülönböztetni a </w:t>
+      </w:r>
+      <w:r>
+        <w:tab/>
+      </w:r>
+      <w:r>
+        <w:rPr>
+          <w:b w:val="0"/>
+          <w:bCs w:val="0"/>
+          <w:sz w:val="32"/>
+          <w:szCs w:val="32"/>
+        </w:rPr>
+        <w:t xml:space="preserve">folyamatábrákat a kanban tábláktól (eddig nem voltak </w:t>
+      </w:r>
+      <w:r>
+        <w:tab/>
+      </w:r>
+      <w:r>
+        <w:rPr>
+          <w:b w:val="0"/>
+          <w:bCs w:val="0"/>
+          <w:sz w:val="32"/>
+          <w:szCs w:val="32"/>
+        </w:rPr>
+        <w:t>megkülönböztetve,</w:t>
+      </w:r>
+      <w:r>
+        <w:rPr>
+          <w:b w:val="0"/>
+          <w:bCs w:val="0"/>
+          <w:sz w:val="32"/>
+          <w:szCs w:val="32"/>
+        </w:rPr>
+        <w:t xml:space="preserve"> a </w:t>
+      </w:r>
+      <w:r>
+        <w:rPr>
+          <w:b w:val="0"/>
+          <w:bCs w:val="0"/>
+          <w:sz w:val="32"/>
+          <w:szCs w:val="32"/>
+        </w:rPr>
+        <w:t xml:space="preserve">szerializált </w:t>
+      </w:r>
+      <w:r>
+        <w:rPr>
+          <w:b w:val="0"/>
+          <w:bCs w:val="0"/>
+          <w:sz w:val="32"/>
+          <w:szCs w:val="32"/>
+        </w:rPr>
+        <w:t>HTML</w:t>
+      </w:r>
+      <w:r>
+        <w:rPr>
+          <w:b w:val="0"/>
+          <w:bCs w:val="0"/>
+          <w:sz w:val="32"/>
+          <w:szCs w:val="32"/>
+        </w:rPr>
+        <w:t xml:space="preserve">-jük volt elmentve, </w:t>
+      </w:r>
+      <w:r>
+        <w:tab/>
+      </w:r>
+      <w:r>
+        <w:rPr>
+          <w:b w:val="0"/>
+          <w:bCs w:val="0"/>
+          <w:sz w:val="32"/>
+          <w:szCs w:val="32"/>
+        </w:rPr>
+        <w:t xml:space="preserve">ezért betöltésnél egymásba </w:t>
+      </w:r>
+      <w:r>
+        <w:rPr>
+          <w:b w:val="0"/>
+          <w:bCs w:val="0"/>
+          <w:sz w:val="32"/>
+          <w:szCs w:val="32"/>
+        </w:rPr>
+        <w:t>folytak és egymást felülírták)</w:t>
+      </w:r>
+    </w:p>
+    <w:p>
+      <w:pPr>
+        <w:ind w:left="708"/>
+        <w:rPr>
+          <w:b w:val="0"/>
+          <w:bCs w:val="0"/>
+          <w:sz w:val="32"/>
+          <w:szCs w:val="32"/>
+        </w:rPr>
+      </w:pPr>
+    </w:p>
+    <w:p>
+      <w:pPr>
+        <w:ind w:left="708"/>
+        <w:rPr>
+          <w:b w:val="0"/>
+          <w:bCs w:val="0"/>
+          <w:sz w:val="32"/>
+          <w:szCs w:val="32"/>
+        </w:rPr>
+      </w:pPr>
     </w:p>
     <w:p>
       <w:pPr>
